--- a/img/diagram.docx
+++ b/img/diagram.docx
@@ -5,13 +5,16 @@
     <w:p>
       <w:r>
         <w:rPr>
+          <w:rFonts w:ascii="Times New Roman" w:hAnsi="Times New Roman" w:cs="Times New Roman"/>
           <w:noProof/>
+          <w:sz w:val="26"/>
+          <w:szCs w:val="26"/>
         </w:rPr>
         <w:drawing>
-          <wp:inline distT="0" distB="0" distL="0" distR="0" wp14:anchorId="3E701B24" wp14:editId="0F6FA270">
-            <wp:extent cx="5943600" cy="3682365"/>
+          <wp:inline distT="0" distB="0" distL="0" distR="0" wp14:anchorId="369C568E" wp14:editId="026BC942">
+            <wp:extent cx="5943600" cy="4065905"/>
             <wp:effectExtent l="0" t="0" r="0" b="0"/>
-            <wp:docPr id="909907424" name="Picture 1"/>
+            <wp:docPr id="1984818039" name="Picture 1"/>
             <wp:cNvGraphicFramePr>
               <a:graphicFrameLocks xmlns:a="http://schemas.openxmlformats.org/drawingml/2006/main" noChangeAspect="1"/>
             </wp:cNvGraphicFramePr>
@@ -40,7 +43,7 @@
                   <pic:spPr bwMode="auto">
                     <a:xfrm>
                       <a:off x="0" y="0"/>
-                      <a:ext cx="5943600" cy="3682365"/>
+                      <a:ext cx="5943600" cy="4065905"/>
                     </a:xfrm>
                     <a:prstGeom prst="rect">
                       <a:avLst/>
